--- a/docs/docx/A_순례길입문.docx
+++ b/docs/docx/A_순례길입문.docx
@@ -2,7 +2,7 @@
 <file path=word/document.xml><?xml version="1.0" encoding="utf-8"?>
 <w:document xmlns:w="http://schemas.openxmlformats.org/wordprocessingml/2006/main" xmlns:m="http://schemas.openxmlformats.org/officeDocument/2006/math" xmlns:r="http://schemas.openxmlformats.org/officeDocument/2006/relationships" xmlns:o="urn:schemas-microsoft-com:office:office" xmlns:v="urn:schemas-microsoft-com:vml" xmlns:w10="urn:schemas-microsoft-com:office:word" xmlns:a="http://schemas.openxmlformats.org/drawingml/2006/main" xmlns:pic="http://schemas.openxmlformats.org/drawingml/2006/picture" xmlns:wp="http://schemas.openxmlformats.org/drawingml/2006/wordprocessingDrawing">
   <w:body>
-    <w:bookmarkStart w:id="35" w:name="산티아고-순례길-입문"/>
+    <w:bookmarkStart w:id="44" w:name="산티아고-순례길-입문"/>
     <w:p>
       <w:pPr>
         <w:pStyle w:val="Heading1"/>
@@ -40,7 +40,47 @@
         <w:pStyle w:val="BlockText"/>
       </w:pPr>
       <w:r>
-        <w:t xml:space="preserve">부록 A · 2026년 7월</w:t>
+        <w:t xml:space="preserve">부록 A · 2026년 7월 (2026-07 출처 보강)</w:t>
+      </w:r>
+    </w:p>
+    <w:p>
+      <w:pPr>
+        <w:pStyle w:val="BlockText"/>
+      </w:pPr>
+      <w:r>
+        <w:rPr>
+          <w:b/>
+          <w:bCs/>
+        </w:rPr>
+        <w:t xml:space="preserve">각 절 끝의</w:t>
+      </w:r>
+      <w:r>
+        <w:rPr>
+          <w:b/>
+          <w:bCs/>
+        </w:rPr>
+        <w:t xml:space="preserve"> </w:t>
+      </w:r>
+      <w:r>
+        <w:rPr>
+          <w:b/>
+          <w:bCs/>
+        </w:rPr>
+        <w:t xml:space="preserve">“&gt; 출처”</w:t>
+      </w:r>
+      <w:r>
+        <w:rPr>
+          <w:b/>
+          <w:bCs/>
+        </w:rPr>
+        <w:t xml:space="preserve"> </w:t>
+      </w:r>
+      <w:r>
+        <w:rPr>
+          <w:b/>
+          <w:bCs/>
+        </w:rPr>
+        <w:t xml:space="preserve">표시는 01 문서 2부와 같은 등급 체계를 쓴다: A=공식기관 발표, B=복수 독립 출처 일치, C=단일 출처·후기, D=우리의 추정. 등급 없이 서술된 문장은 아직 검증 전이다.</w:t>
       </w:r>
     </w:p>
     <w:p>
@@ -126,7 +166,7 @@
       </w:r>
     </w:p>
     <w:bookmarkEnd w:id="9"/>
-    <w:bookmarkStart w:id="10" w:name="왜-산티아고인가-최소한의-역사"/>
+    <w:bookmarkStart w:id="11" w:name="왜-산티아고인가-최소한의-역사"/>
     <w:p>
       <w:pPr>
         <w:pStyle w:val="Heading2"/>
@@ -367,7 +407,46 @@
     </w:tbl>
     <w:p>
       <w:pPr>
-        <w:pStyle w:val="BodyText"/>
+        <w:pStyle w:val="BlockText"/>
+      </w:pPr>
+      <w:r>
+        <w:rPr>
+          <w:b/>
+          <w:bCs/>
+        </w:rPr>
+        <w:t xml:space="preserve">출처</w:t>
+      </w:r>
+      <w:r>
+        <w:t xml:space="preserve">: 9~19세기 역사 서술(전승·전성기·쇠퇴)은 산티아고 순례길 관련 자료에서 폭넓게 통용되는 내용이라 개별 각주를 달지 않았다.</w:t>
+      </w:r>
+      <w:r>
+        <w:t xml:space="preserve"> </w:t>
+      </w:r>
+      <w:r>
+        <w:rPr>
+          <w:b/>
+          <w:bCs/>
+        </w:rPr>
+        <w:t xml:space="preserve">1993년 유네스코 세계유산 등재, 2025년 530,987명(등급 A)</w:t>
+      </w:r>
+      <w:r>
+        <w:t xml:space="preserve">은 각각 UNESCO 공식 등재 목록과 Oficina del Peregrino 공식 통계(</w:t>
+      </w:r>
+      <w:hyperlink r:id="rId10">
+        <w:r>
+          <w:rPr>
+            <w:rStyle w:val="Hyperlink"/>
+          </w:rPr>
+          <w:t xml:space="preserve">caminoways.com</w:t>
+        </w:r>
+      </w:hyperlink>
+      <w:r>
+        <w:t xml:space="preserve">) 기준이다.</w:t>
+      </w:r>
+    </w:p>
+    <w:p>
+      <w:pPr>
+        <w:pStyle w:val="FirstParagraph"/>
       </w:pPr>
       <w:r>
         <w:rPr>
@@ -427,8 +506,8 @@
         </w:pict>
       </w:r>
     </w:p>
-    <w:bookmarkEnd w:id="10"/>
-    <w:bookmarkStart w:id="11" w:name="길은-하나가-아니다"/>
+    <w:bookmarkEnd w:id="11"/>
+    <w:bookmarkStart w:id="13" w:name="길은-하나가-아니다"/>
     <w:p>
       <w:pPr>
         <w:pStyle w:val="Heading2"/>
@@ -804,7 +883,7 @@
               <w:pStyle w:val="Compact"/>
             </w:pPr>
             <w:r>
-              <w:t xml:space="preserve">약 20,000명</w:t>
+              <w:t xml:space="preserve">21,521명</w:t>
             </w:r>
           </w:p>
         </w:tc>
@@ -832,6 +911,68 @@
         </w:tc>
       </w:tr>
     </w:tbl>
+    <w:p>
+      <w:pPr>
+        <w:pStyle w:val="BlockText"/>
+      </w:pPr>
+      <w:r>
+        <w:rPr>
+          <w:b/>
+          <w:bCs/>
+        </w:rPr>
+        <w:t xml:space="preserve">출처(등급 A)</w:t>
+      </w:r>
+      <w:r>
+        <w:t xml:space="preserve">: 산티아고 대성당 순례자 사무소(Oficina del Peregrino) 공식 집계.</w:t>
+      </w:r>
+      <w:r>
+        <w:t xml:space="preserve"> </w:t>
+      </w:r>
+      <w:hyperlink r:id="rId10">
+        <w:r>
+          <w:rPr>
+            <w:rStyle w:val="Hyperlink"/>
+          </w:rPr>
+          <w:t xml:space="preserve">caminoways.com</w:t>
+        </w:r>
+      </w:hyperlink>
+      <w:r>
+        <w:t xml:space="preserve">,</w:t>
+      </w:r>
+      <w:r>
+        <w:t xml:space="preserve"> </w:t>
+      </w:r>
+      <w:hyperlink r:id="rId12">
+        <w:r>
+          <w:rPr>
+            <w:rStyle w:val="Hyperlink"/>
+          </w:rPr>
+          <w:t xml:space="preserve">viajecaminodesantiago.com</w:t>
+        </w:r>
+      </w:hyperlink>
+      <w:r>
+        <w:t xml:space="preserve"> </w:t>
+      </w:r>
+      <w:r>
+        <w:t xml:space="preserve">(2026-07 확인).</w:t>
+      </w:r>
+      <w:r>
+        <w:t xml:space="preserve"> </w:t>
+      </w:r>
+      <w:r>
+        <w:rPr>
+          <w:b/>
+          <w:bCs/>
+        </w:rPr>
+        <w:t xml:space="preserve">출처마다 최대 ±100명 정도 차이가 있다</w:t>
+      </w:r>
+      <w:r>
+        <w:t xml:space="preserve"> </w:t>
+      </w:r>
+      <w:r>
+        <w:t xml:space="preserve">— 순례자 사무소가 잠정치를 여러 차례 갱신하기 때문이다 (01 문서 2부 2.1절에 상세 비교 있음).</w:t>
+      </w:r>
+    </w:p>
     <w:p>
       <w:pPr>
         <w:pStyle w:val="BlockText"/>
@@ -863,8 +1004,8 @@
         </w:pict>
       </w:r>
     </w:p>
-    <w:bookmarkEnd w:id="11"/>
-    <w:bookmarkStart w:id="14" w:name="프랑스-길인데-왜-스페인을-걷나"/>
+    <w:bookmarkEnd w:id="13"/>
+    <w:bookmarkStart w:id="16" w:name="프랑스-길인데-왜-스페인을-걷나"/>
     <w:p>
       <w:pPr>
         <w:pStyle w:val="Heading2"/>
@@ -1109,7 +1250,7 @@
         <w:t xml:space="preserve">프랑스 구간은 첫날 피레네를 넘는 부분뿐이다.</w:t>
       </w:r>
     </w:p>
-    <w:bookmarkStart w:id="12" w:name="다른-루트-이름도-같은-방식이다"/>
+    <w:bookmarkStart w:id="14" w:name="다른-루트-이름도-같은-방식이다"/>
     <w:p>
       <w:pPr>
         <w:pStyle w:val="Heading3"/>
@@ -1340,8 +1481,8 @@
         <w:t xml:space="preserve">이름은 영국인데 영국 땅은 1미터도 안 지난다. 중세에 영국·아일랜드 순례자가 배를 타고 스페인 북부 항구에 내린 뒤 거기서부터 걸었기 때문에 붙은 이름이다.</w:t>
       </w:r>
     </w:p>
-    <w:bookmarkEnd w:id="12"/>
-    <w:bookmarkStart w:id="13" w:name="이게-왜-중요한가"/>
+    <w:bookmarkEnd w:id="14"/>
+    <w:bookmarkStart w:id="15" w:name="이게-왜-중요한가"/>
     <w:p>
       <w:pPr>
         <w:pStyle w:val="Heading3"/>
@@ -1446,9 +1587,9 @@
         </w:pict>
       </w:r>
     </w:p>
-    <w:bookmarkEnd w:id="13"/>
-    <w:bookmarkEnd w:id="14"/>
-    <w:bookmarkStart w:id="18" w:name="프랑스-길-우리가-다루는-길"/>
+    <w:bookmarkEnd w:id="15"/>
+    <w:bookmarkEnd w:id="16"/>
+    <w:bookmarkStart w:id="20" w:name="프랑스-길-우리가-다루는-길"/>
     <w:p>
       <w:pPr>
         <w:pStyle w:val="Heading2"/>
@@ -1457,7 +1598,7 @@
         <w:t xml:space="preserve">5. 프랑스 길 — 우리가 다루는 길</w:t>
       </w:r>
     </w:p>
-    <w:bookmarkStart w:id="15" w:name="기본-정보"/>
+    <w:bookmarkStart w:id="17" w:name="기본-정보"/>
     <w:p>
       <w:pPr>
         <w:pStyle w:val="Heading4"/>
@@ -1696,8 +1837,8 @@
         </w:tc>
       </w:tr>
     </w:tbl>
-    <w:bookmarkEnd w:id="15"/>
-    <w:bookmarkStart w:id="16" w:name="지형이-세-번-크게-바뀐다"/>
+    <w:bookmarkEnd w:id="17"/>
+    <w:bookmarkStart w:id="18" w:name="지형이-세-번-크게-바뀐다"/>
     <w:p>
       <w:pPr>
         <w:pStyle w:val="Heading4"/>
@@ -2037,8 +2178,8 @@
         </w:tc>
       </w:tr>
     </w:tbl>
-    <w:bookmarkEnd w:id="16"/>
-    <w:bookmarkStart w:id="17" w:name="주요-도시"/>
+    <w:bookmarkEnd w:id="18"/>
+    <w:bookmarkStart w:id="19" w:name="주요-도시"/>
     <w:p>
       <w:pPr>
         <w:pStyle w:val="Heading4"/>
@@ -2147,9 +2288,9 @@
         </w:pict>
       </w:r>
     </w:p>
-    <w:bookmarkEnd w:id="17"/>
-    <w:bookmarkEnd w:id="18"/>
-    <w:bookmarkStart w:id="19" w:name="하루가-어떻게-흘러가나"/>
+    <w:bookmarkEnd w:id="19"/>
+    <w:bookmarkEnd w:id="20"/>
+    <w:bookmarkStart w:id="28" w:name="하루가-어떻게-흘러가나"/>
     <w:p>
       <w:pPr>
         <w:pStyle w:val="Heading2"/>
@@ -2172,6 +2313,54 @@
     </w:p>
     <w:p>
       <w:pPr>
+        <w:pStyle w:val="BodyText"/>
+      </w:pPr>
+      <w:r>
+        <w:rPr>
+          <w:b/>
+          <w:bCs/>
+        </w:rPr>
+        <w:t xml:space="preserve">다만</w:t>
+      </w:r>
+      <w:r>
+        <w:rPr>
+          <w:b/>
+          <w:bCs/>
+        </w:rPr>
+        <w:t xml:space="preserve"> </w:t>
+      </w:r>
+      <w:r>
+        <w:rPr>
+          <w:b/>
+          <w:bCs/>
+        </w:rPr>
+        <w:t xml:space="preserve">“어떻게 진행되는가”</w:t>
+      </w:r>
+      <w:r>
+        <w:rPr>
+          <w:b/>
+          <w:bCs/>
+        </w:rPr>
+        <w:t xml:space="preserve">는 개인(자유여행)이냐 패키지냐에 따라 상당히 다르다.</w:t>
+      </w:r>
+      <w:r>
+        <w:t xml:space="preserve"> </w:t>
+      </w:r>
+      <w:r>
+        <w:t xml:space="preserve">아래는 이 둘을 나눠서 정리한 것이다.</w:t>
+      </w:r>
+    </w:p>
+    <w:bookmarkStart w:id="21" w:name="개인자유여행-이-프로젝트가-다루는-방식"/>
+    <w:p>
+      <w:pPr>
+        <w:pStyle w:val="Heading4"/>
+      </w:pPr>
+      <w:r>
+        <w:t xml:space="preserve">개인(자유여행) — 이 프로젝트가 다루는 방식</w:t>
+      </w:r>
+    </w:p>
+    <w:p>
+      <w:pPr>
         <w:pStyle w:val="SourceCode"/>
       </w:pPr>
       <w:r>
@@ -2273,6 +2462,95 @@
     </w:p>
     <w:p>
       <w:pPr>
+        <w:pStyle w:val="Compact"/>
+        <w:numPr>
+          <w:ilvl w:val="0"/>
+          <w:numId w:val="1001"/>
+        </w:numPr>
+      </w:pPr>
+      <w:r>
+        <w:rPr>
+          <w:b/>
+          <w:bCs/>
+        </w:rPr>
+        <w:t xml:space="preserve">숙소</w:t>
+      </w:r>
+      <w:r>
+        <w:t xml:space="preserve">: 알베르게 다인실 (2·3장 참고)</w:t>
+      </w:r>
+    </w:p>
+    <w:p>
+      <w:pPr>
+        <w:pStyle w:val="Compact"/>
+        <w:numPr>
+          <w:ilvl w:val="0"/>
+          <w:numId w:val="1001"/>
+        </w:numPr>
+      </w:pPr>
+      <w:r>
+        <w:rPr>
+          <w:b/>
+          <w:bCs/>
+        </w:rPr>
+        <w:t xml:space="preserve">짐</w:t>
+      </w:r>
+      <w:r>
+        <w:t xml:space="preserve">: 직접 메고 걷거나, 원할 때만 배송 서비스(Correos·Pilbeo·Xacotrans 등)에 맡긴다. 구간당 약 7유로, 아침에 맡기면 점심때쯤 다음 숙소에 도착해 있다</w:t>
+      </w:r>
+    </w:p>
+    <w:p>
+      <w:pPr>
+        <w:pStyle w:val="Compact"/>
+        <w:numPr>
+          <w:ilvl w:val="0"/>
+          <w:numId w:val="1001"/>
+        </w:numPr>
+      </w:pPr>
+      <w:r>
+        <w:rPr>
+          <w:b/>
+          <w:bCs/>
+        </w:rPr>
+        <w:t xml:space="preserve">속도·경로</w:t>
+      </w:r>
+      <w:r>
+        <w:t xml:space="preserve">: 전부 본인 판단. 오늘 몇 km를 걸을지, 쉴지 말지 매일 다시 정한다</w:t>
+      </w:r>
+    </w:p>
+    <w:p>
+      <w:pPr>
+        <w:pStyle w:val="Compact"/>
+        <w:numPr>
+          <w:ilvl w:val="0"/>
+          <w:numId w:val="1001"/>
+        </w:numPr>
+      </w:pPr>
+      <w:r>
+        <w:rPr>
+          <w:b/>
+          <w:bCs/>
+        </w:rPr>
+        <w:t xml:space="preserve">이게 30~35일 반복된다.</w:t>
+      </w:r>
+      <w:r>
+        <w:t xml:space="preserve"> </w:t>
+      </w:r>
+      <w:r>
+        <w:t xml:space="preserve">매일 다른 마을에서 자고, 매일 다른 사람을 만난다</w:t>
+      </w:r>
+    </w:p>
+    <w:bookmarkEnd w:id="21"/>
+    <w:bookmarkStart w:id="27" w:name="패키지-크게-두-가지로-나뉜다"/>
+    <w:p>
+      <w:pPr>
+        <w:pStyle w:val="Heading4"/>
+      </w:pPr>
+      <w:r>
+        <w:t xml:space="preserve">패키지 — 크게 두 가지로 나뉜다</w:t>
+      </w:r>
+    </w:p>
+    <w:p>
+      <w:pPr>
         <w:pStyle w:val="FirstParagraph"/>
       </w:pPr>
       <w:r>
@@ -2280,13 +2558,553 @@
           <w:b/>
           <w:bCs/>
         </w:rPr>
-        <w:t xml:space="preserve">이게 30~40일 반복된다.</w:t>
-      </w:r>
-      <w:r>
-        <w:t xml:space="preserve"> </w:t>
-      </w:r>
-      <w:r>
-        <w:t xml:space="preserve">매일 다른 마을에서 자고, 매일 다른 사람을 만난다.</w:t>
+        <w:t xml:space="preserve">“패키지”</w:t>
+      </w:r>
+      <w:r>
+        <w:rPr>
+          <w:b/>
+          <w:bCs/>
+        </w:rPr>
+        <w:t xml:space="preserve">라는 한 단어 안에 실제로는 다른 상품 두 종류가 섞여 있다.</w:t>
+      </w:r>
+    </w:p>
+    <w:tbl>
+      <w:tblPr>
+        <w:tblStyle w:val="Table"/>
+        <w:tblW w:type="pct" w:w="5000"/>
+        <w:tblLayout w:type="fixed"/>
+        <w:tblLook w:firstRow="1" w:lastRow="0" w:firstColumn="0" w:lastColumn="0" w:noHBand="0" w:noVBand="0" w:val="0020"/>
+      </w:tblPr>
+      <w:tblGrid>
+        <w:gridCol w:w="2640"/>
+        <w:gridCol w:w="2640"/>
+        <w:gridCol w:w="2640"/>
+      </w:tblGrid>
+      <w:tr>
+        <w:trPr>
+          <w:tblHeader w:val="on"/>
+        </w:trPr>
+        <w:tc>
+          <w:tcPr/>
+          <w:p>
+            <w:pPr>
+              <w:pStyle w:val="Compact"/>
+            </w:pPr>
+          </w:p>
+        </w:tc>
+        <w:tc>
+          <w:tcPr/>
+          <w:p>
+            <w:pPr>
+              <w:pStyle w:val="Compact"/>
+            </w:pPr>
+            <w:r>
+              <w:t xml:space="preserve">전 구간 패키지</w:t>
+            </w:r>
+          </w:p>
+        </w:tc>
+        <w:tc>
+          <w:tcPr/>
+          <w:p>
+            <w:pPr>
+              <w:pStyle w:val="Compact"/>
+            </w:pPr>
+            <w:r>
+              <w:t xml:space="preserve">부분 구간 패키지</w:t>
+            </w:r>
+          </w:p>
+        </w:tc>
+      </w:tr>
+      <w:tr>
+        <w:tc>
+          <w:tcPr/>
+          <w:p>
+            <w:pPr>
+              <w:pStyle w:val="Compact"/>
+            </w:pPr>
+            <w:r>
+              <w:rPr>
+                <w:b/>
+                <w:bCs/>
+              </w:rPr>
+              <w:t xml:space="preserve">기간</w:t>
+            </w:r>
+          </w:p>
+        </w:tc>
+        <w:tc>
+          <w:tcPr/>
+          <w:p>
+            <w:pPr>
+              <w:pStyle w:val="Compact"/>
+            </w:pPr>
+            <w:r>
+              <w:t xml:space="preserve">약 30~31일 (개인과 거의 동일)</w:t>
+            </w:r>
+          </w:p>
+        </w:tc>
+        <w:tc>
+          <w:tcPr/>
+          <w:p>
+            <w:pPr>
+              <w:pStyle w:val="Compact"/>
+            </w:pPr>
+            <w:r>
+              <w:rPr>
+                <w:b/>
+                <w:bCs/>
+              </w:rPr>
+              <w:t xml:space="preserve">9~17일</w:t>
+            </w:r>
+          </w:p>
+        </w:tc>
+      </w:tr>
+      <w:tr>
+        <w:tc>
+          <w:tcPr/>
+          <w:p>
+            <w:pPr>
+              <w:pStyle w:val="Compact"/>
+            </w:pPr>
+            <w:r>
+              <w:rPr>
+                <w:b/>
+                <w:bCs/>
+              </w:rPr>
+              <w:t xml:space="preserve">걷는 거리</w:t>
+            </w:r>
+          </w:p>
+        </w:tc>
+        <w:tc>
+          <w:tcPr/>
+          <w:p>
+            <w:pPr>
+              <w:pStyle w:val="Compact"/>
+            </w:pPr>
+            <w:r>
+              <w:t xml:space="preserve">생장→산티아고 대부분을 실제로 걷는다</w:t>
+            </w:r>
+          </w:p>
+        </w:tc>
+        <w:tc>
+          <w:tcPr/>
+          <w:p>
+            <w:pPr>
+              <w:pStyle w:val="Compact"/>
+            </w:pPr>
+            <w:r>
+              <w:rPr>
+                <w:b/>
+                <w:bCs/>
+              </w:rPr>
+              <w:t xml:space="preserve">일부만 걷는다</w:t>
+            </w:r>
+            <w:r>
+              <w:t xml:space="preserve"> </w:t>
+            </w:r>
+            <w:r>
+              <w:t xml:space="preserve">— 예: 마지막 100~200km(사리아 이후 등)만 도보, 나머지 구간은 버스로 주요 도시(빌바오·부르고스·레온 등) 이동</w:t>
+            </w:r>
+          </w:p>
+        </w:tc>
+      </w:tr>
+      <w:tr>
+        <w:tc>
+          <w:tcPr/>
+          <w:p>
+            <w:pPr>
+              <w:pStyle w:val="Compact"/>
+            </w:pPr>
+            <w:r>
+              <w:rPr>
+                <w:b/>
+                <w:bCs/>
+              </w:rPr>
+              <w:t xml:space="preserve">숙소</w:t>
+            </w:r>
+          </w:p>
+        </w:tc>
+        <w:tc>
+          <w:tcPr/>
+          <w:p>
+            <w:pPr>
+              <w:pStyle w:val="Compact"/>
+            </w:pPr>
+            <w:r>
+              <w:t xml:space="preserve">3~4성급 호텔</w:t>
+            </w:r>
+          </w:p>
+        </w:tc>
+        <w:tc>
+          <w:tcPr/>
+          <w:p>
+            <w:pPr>
+              <w:pStyle w:val="Compact"/>
+            </w:pPr>
+            <w:r>
+              <w:t xml:space="preserve">3~4성급 호텔</w:t>
+            </w:r>
+          </w:p>
+        </w:tc>
+      </w:tr>
+      <w:tr>
+        <w:tc>
+          <w:tcPr/>
+          <w:p>
+            <w:pPr>
+              <w:pStyle w:val="Compact"/>
+            </w:pPr>
+            <w:r>
+              <w:rPr>
+                <w:b/>
+                <w:bCs/>
+              </w:rPr>
+              <w:t xml:space="preserve">짐</w:t>
+            </w:r>
+          </w:p>
+        </w:tc>
+        <w:tc>
+          <w:tcPr/>
+          <w:p>
+            <w:pPr>
+              <w:pStyle w:val="Compact"/>
+            </w:pPr>
+            <w:r>
+              <w:t xml:space="preserve">밴이 매일 다음 숙소로 옮겨준다 (</w:t>
+            </w:r>
+            <w:r>
+              <w:t xml:space="preserve">“동키 서비스”</w:t>
+            </w:r>
+            <w:r>
+              <w:t xml:space="preserve">)</w:t>
+            </w:r>
+          </w:p>
+        </w:tc>
+        <w:tc>
+          <w:tcPr/>
+          <w:p>
+            <w:pPr>
+              <w:pStyle w:val="Compact"/>
+            </w:pPr>
+            <w:r>
+              <w:t xml:space="preserve">동일</w:t>
+            </w:r>
+          </w:p>
+        </w:tc>
+      </w:tr>
+      <w:tr>
+        <w:tc>
+          <w:tcPr/>
+          <w:p>
+            <w:pPr>
+              <w:pStyle w:val="Compact"/>
+            </w:pPr>
+            <w:r>
+              <w:rPr>
+                <w:b/>
+                <w:bCs/>
+              </w:rPr>
+              <w:t xml:space="preserve">인솔자</w:t>
+            </w:r>
+          </w:p>
+        </w:tc>
+        <w:tc>
+          <w:tcPr/>
+          <w:p>
+            <w:pPr>
+              <w:pStyle w:val="Compact"/>
+            </w:pPr>
+            <w:r>
+              <w:t xml:space="preserve">동행. 길을 대신 찾아주기보다</w:t>
+            </w:r>
+            <w:r>
+              <w:t xml:space="preserve"> </w:t>
+            </w:r>
+            <w:r>
+              <w:rPr>
+                <w:b/>
+                <w:bCs/>
+              </w:rPr>
+              <w:t xml:space="preserve">역사·문화를 설명하는 역할</w:t>
+            </w:r>
+            <w:r>
+              <w:t xml:space="preserve">에 가깝다</w:t>
+            </w:r>
+          </w:p>
+        </w:tc>
+        <w:tc>
+          <w:tcPr/>
+          <w:p>
+            <w:pPr>
+              <w:pStyle w:val="Compact"/>
+            </w:pPr>
+            <w:r>
+              <w:t xml:space="preserve">동일</w:t>
+            </w:r>
+          </w:p>
+        </w:tc>
+      </w:tr>
+      <w:tr>
+        <w:tc>
+          <w:tcPr/>
+          <w:p>
+            <w:pPr>
+              <w:pStyle w:val="Compact"/>
+            </w:pPr>
+            <w:r>
+              <w:rPr>
+                <w:b/>
+                <w:bCs/>
+              </w:rPr>
+              <w:t xml:space="preserve">하루 걷는 거리</w:t>
+            </w:r>
+          </w:p>
+        </w:tc>
+        <w:tc>
+          <w:tcPr/>
+          <w:p>
+            <w:pPr>
+              <w:pStyle w:val="Compact"/>
+            </w:pPr>
+            <w:r>
+              <w:t xml:space="preserve">개인과 비슷하거나 약간 짧게(하루 10~15km로 편성하는 상품도 있다)</w:t>
+            </w:r>
+          </w:p>
+        </w:tc>
+        <w:tc>
+          <w:tcPr/>
+          <w:p>
+            <w:pPr>
+              <w:pStyle w:val="Compact"/>
+            </w:pPr>
+            <w:r>
+              <w:t xml:space="preserve">프로그램에 따라 다름</w:t>
+            </w:r>
+          </w:p>
+        </w:tc>
+      </w:tr>
+      <w:tr>
+        <w:tc>
+          <w:tcPr/>
+          <w:p>
+            <w:pPr>
+              <w:pStyle w:val="Compact"/>
+            </w:pPr>
+            <w:r>
+              <w:rPr>
+                <w:b/>
+                <w:bCs/>
+              </w:rPr>
+              <w:t xml:space="preserve">힘들면</w:t>
+            </w:r>
+          </w:p>
+        </w:tc>
+        <w:tc>
+          <w:tcPr/>
+          <w:p>
+            <w:pPr>
+              <w:pStyle w:val="Compact"/>
+            </w:pPr>
+            <w:r>
+              <w:t xml:space="preserve">그날 짐차·지원 차량에 타고 다음 숙소로 바로 갈 수 있는 상품이 많다</w:t>
+            </w:r>
+          </w:p>
+        </w:tc>
+        <w:tc>
+          <w:tcPr/>
+          <w:p>
+            <w:pPr>
+              <w:pStyle w:val="Compact"/>
+            </w:pPr>
+            <w:r>
+              <w:t xml:space="preserve">애초에 도보 구간이 짧아 부담이 적다</w:t>
+            </w:r>
+          </w:p>
+        </w:tc>
+      </w:tr>
+    </w:tbl>
+    <w:p>
+      <w:pPr>
+        <w:pStyle w:val="BodyText"/>
+      </w:pPr>
+      <w:r>
+        <w:rPr>
+          <w:b/>
+          <w:bCs/>
+        </w:rPr>
+        <w:t xml:space="preserve">⚠️ 정리하면</w:t>
+      </w:r>
+      <w:r>
+        <w:t xml:space="preserve">:</w:t>
+      </w:r>
+      <w:r>
+        <w:t xml:space="preserve"> </w:t>
+      </w:r>
+      <w:r>
+        <w:t xml:space="preserve">“패키지 = 편하게 완주”</w:t>
+      </w:r>
+      <w:r>
+        <w:t xml:space="preserve">가 아니라,</w:t>
+      </w:r>
+      <w:r>
+        <w:t xml:space="preserve"> </w:t>
+      </w:r>
+      <w:r>
+        <w:rPr>
+          <w:b/>
+          <w:bCs/>
+        </w:rPr>
+        <w:t xml:space="preserve">패키지 안에서도</w:t>
+      </w:r>
+      <w:r>
+        <w:rPr>
+          <w:b/>
+          <w:bCs/>
+        </w:rPr>
+        <w:t xml:space="preserve"> </w:t>
+      </w:r>
+      <w:r>
+        <w:rPr>
+          <w:b/>
+          <w:bCs/>
+        </w:rPr>
+        <w:t xml:space="preserve">“얼마나 걷느냐”</w:t>
+      </w:r>
+      <w:r>
+        <w:rPr>
+          <w:b/>
+          <w:bCs/>
+        </w:rPr>
+        <w:t xml:space="preserve">가 상품마다 완전히 다르다.</w:t>
+      </w:r>
+      <w:r>
+        <w:t xml:space="preserve"> </w:t>
+      </w:r>
+      <w:r>
+        <w:t xml:space="preserve">국내 여행사 상품도 프랑스 길+포르투갈 길 일부 200km를 걷는 17일 상품(약 720만 원대)부터, 전 구간을 완주하는 30박 31일 상품까지 폭이 넓다.</w:t>
+      </w:r>
+    </w:p>
+    <w:p>
+      <w:pPr>
+        <w:pStyle w:val="BodyText"/>
+      </w:pPr>
+      <w:r>
+        <w:rPr>
+          <w:b/>
+          <w:bCs/>
+        </w:rPr>
+        <w:t xml:space="preserve">콤포스텔라 요건과 연결된다</w:t>
+      </w:r>
+      <w:r>
+        <w:t xml:space="preserve">: 부분 구간 패키지도 도보 100km 이상만 채우면 콤포스텔라를 받을 수 있다 (4장 참고). 다만 버스로 건너뛴 구간은</w:t>
+      </w:r>
+      <w:r>
+        <w:t xml:space="preserve"> </w:t>
+      </w:r>
+      <w:r>
+        <w:t xml:space="preserve">“걸은 것”</w:t>
+      </w:r>
+      <w:r>
+        <w:t xml:space="preserve">으로 치지 않는다 — 이 프로젝트가</w:t>
+      </w:r>
+      <w:r>
+        <w:t xml:space="preserve"> </w:t>
+      </w:r>
+      <w:r>
+        <w:t xml:space="preserve">“이동수단은 실패가 아니다”</w:t>
+      </w:r>
+      <w:r>
+        <w:t xml:space="preserve">라고 보는 것과 같은 원리다(10장 참고).</w:t>
+      </w:r>
+    </w:p>
+    <w:p>
+      <w:pPr>
+        <w:pStyle w:val="BlockText"/>
+      </w:pPr>
+      <w:r>
+        <w:rPr>
+          <w:b/>
+          <w:bCs/>
+        </w:rPr>
+        <w:t xml:space="preserve">출처(등급 B~C — 여행사 공개 상품·후기, 복수 출처)</w:t>
+      </w:r>
+      <w:r>
+        <w:t xml:space="preserve">:</w:t>
+      </w:r>
+      <w:r>
+        <w:t xml:space="preserve"> </w:t>
+      </w:r>
+      <w:hyperlink r:id="rId22">
+        <w:r>
+          <w:rPr>
+            <w:rStyle w:val="Hyperlink"/>
+          </w:rPr>
+          <w:t xml:space="preserve">CaminoWays 가이드 투어 안내</w:t>
+        </w:r>
+      </w:hyperlink>
+      <w:r>
+        <w:t xml:space="preserve">,</w:t>
+      </w:r>
+      <w:r>
+        <w:t xml:space="preserve"> </w:t>
+      </w:r>
+      <w:hyperlink r:id="rId23">
+        <w:r>
+          <w:rPr>
+            <w:rStyle w:val="Hyperlink"/>
+          </w:rPr>
+          <w:t xml:space="preserve">트래블온리 산티아고 순례길 가이드</w:t>
+        </w:r>
+      </w:hyperlink>
+      <w:r>
+        <w:t xml:space="preserve">, 미주트래킹</w:t>
+      </w:r>
+      <w:r>
+        <w:t xml:space="preserve"> </w:t>
+      </w:r>
+      <w:hyperlink r:id="rId24">
+        <w:r>
+          <w:rPr>
+            <w:rStyle w:val="Hyperlink"/>
+          </w:rPr>
+          <w:t xml:space="preserve">30박 31일 완주 상품</w:t>
+        </w:r>
+      </w:hyperlink>
+      <w:r>
+        <w:t xml:space="preserve"> </w:t>
+      </w:r>
+      <w:r>
+        <w:t xml:space="preserve">vs</w:t>
+      </w:r>
+      <w:r>
+        <w:t xml:space="preserve"> </w:t>
+      </w:r>
+      <w:hyperlink r:id="rId25">
+        <w:r>
+          <w:rPr>
+            <w:rStyle w:val="Hyperlink"/>
+          </w:rPr>
+          <w:t xml:space="preserve">9박 10일 종반 상품</w:t>
+        </w:r>
+      </w:hyperlink>
+      <w:r>
+        <w:t xml:space="preserve">,</w:t>
+      </w:r>
+      <w:r>
+        <w:t xml:space="preserve"> </w:t>
+      </w:r>
+      <w:hyperlink r:id="rId26">
+        <w:r>
+          <w:rPr>
+            <w:rStyle w:val="Hyperlink"/>
+          </w:rPr>
+          <w:t xml:space="preserve">Treeline Review 개인 도보 가이드</w:t>
+        </w:r>
+      </w:hyperlink>
+      <w:r>
+        <w:t xml:space="preserve"> </w:t>
+      </w:r>
+      <w:r>
+        <w:t xml:space="preserve">(2026-07 확인). 상품별 편차가 크므로 특정 상품의 정확한 구성은 반드시 해당 여행사에 직접 확인한다.</w:t>
       </w:r>
     </w:p>
     <w:p>
@@ -2296,8 +3114,9 @@
         </w:pict>
       </w:r>
     </w:p>
-    <w:bookmarkEnd w:id="19"/>
-    <w:bookmarkStart w:id="27" w:name="반드시-알아야-할-용어-7개"/>
+    <w:bookmarkEnd w:id="27"/>
+    <w:bookmarkEnd w:id="28"/>
+    <w:bookmarkStart w:id="36" w:name="반드시-알아야-할-용어-7개"/>
     <w:p>
       <w:pPr>
         <w:pStyle w:val="Heading2"/>
@@ -2318,7 +3137,7 @@
         <w:t xml:space="preserve">이 문서 전체에서 계속 나오는 말들이다.</w:t>
       </w:r>
     </w:p>
-    <w:bookmarkStart w:id="20" w:name="알베르게-albergue-순례자-전용-숙소"/>
+    <w:bookmarkStart w:id="29" w:name="알베르게-albergue-순례자-전용-숙소"/>
     <w:p>
       <w:pPr>
         <w:pStyle w:val="Heading4"/>
@@ -2654,7 +3473,11 @@
               <w:pStyle w:val="Compact"/>
             </w:pPr>
             <w:r>
-              <w:t xml:space="preserve">12~20유로</w:t>
+              <w:rPr>
+                <w:b/>
+                <w:bCs/>
+              </w:rPr>
+              <w:t xml:space="preserve">10~25유로 (편차 큼)</w:t>
             </w:r>
           </w:p>
         </w:tc>
@@ -2730,6 +3553,46 @@
         <w:pStyle w:val="BlockText"/>
       </w:pPr>
       <w:r>
+        <w:rPr>
+          <w:b/>
+          <w:bCs/>
+        </w:rPr>
+        <w:t xml:space="preserve">출처</w:t>
+      </w:r>
+      <w:r>
+        <w:t xml:space="preserve">: 예약 정책(등급 A~B)은 Xunta de Galicia 공식 자료·elcaminoconcorreos.com·caminoadventures.com 기준 (01 문서 2부 2.2절에 상세).</w:t>
+      </w:r>
+      <w:r>
+        <w:t xml:space="preserve"> </w:t>
+      </w:r>
+      <w:r>
+        <w:rPr>
+          <w:b/>
+          <w:bCs/>
+        </w:rPr>
+        <w:t xml:space="preserve">사립 요금은 출처마다 10~32유로로 편차가 크다</w:t>
+      </w:r>
+      <w:r>
+        <w:t xml:space="preserve"> </w:t>
+      </w:r>
+      <w:r>
+        <w:t xml:space="preserve">— 실측 전까지</w:t>
+      </w:r>
+      <w:r>
+        <w:t xml:space="preserve"> </w:t>
+      </w:r>
+      <w:r>
+        <w:t xml:space="preserve">“10~25유로”</w:t>
+      </w:r>
+      <w:r>
+        <w:t xml:space="preserve">로만 표기한다 (01 문서에서 이미 지적된 사항. 근거 없이 절충한 숫자를 쓰지 않는다).</w:t>
+      </w:r>
+    </w:p>
+    <w:p>
+      <w:pPr>
+        <w:pStyle w:val="BlockText"/>
+      </w:pPr>
+      <w:r>
         <w:t xml:space="preserve">⚠️</w:t>
       </w:r>
       <w:r>
@@ -2774,8 +3637,8 @@
         <w:t xml:space="preserve">예약 인프라 자체는 실제로 좋아졌다.</w:t>
       </w:r>
     </w:p>
-    <w:bookmarkEnd w:id="20"/>
-    <w:bookmarkStart w:id="21" w:name="크레덴시알-credencial-순례자-여권"/>
+    <w:bookmarkEnd w:id="29"/>
+    <w:bookmarkStart w:id="30" w:name="크레덴시알-credencial-순례자-여권"/>
     <w:p>
       <w:pPr>
         <w:pStyle w:val="Heading4"/>
@@ -2807,7 +3670,7 @@
         <w:pStyle w:val="Compact"/>
         <w:numPr>
           <w:ilvl w:val="0"/>
-          <w:numId w:val="1001"/>
+          <w:numId w:val="1002"/>
         </w:numPr>
       </w:pPr>
       <w:r>
@@ -2829,7 +3692,7 @@
         <w:pStyle w:val="Compact"/>
         <w:numPr>
           <w:ilvl w:val="0"/>
-          <w:numId w:val="1001"/>
+          <w:numId w:val="1002"/>
         </w:numPr>
       </w:pPr>
       <w:r>
@@ -2864,8 +3727,8 @@
         <w:t xml:space="preserve">대부분은 생장에서 받는다.</w:t>
       </w:r>
     </w:p>
-    <w:bookmarkEnd w:id="21"/>
-    <w:bookmarkStart w:id="22" w:name="세요-sello-도장"/>
+    <w:bookmarkEnd w:id="30"/>
+    <w:bookmarkStart w:id="31" w:name="세요-sello-도장"/>
     <w:p>
       <w:pPr>
         <w:pStyle w:val="Heading4"/>
@@ -3038,8 +3901,23 @@
         <w:t xml:space="preserve">다.</w:t>
       </w:r>
     </w:p>
-    <w:bookmarkEnd w:id="22"/>
-    <w:bookmarkStart w:id="23" w:name="콤포스텔라-compostela-완주-증서"/>
+    <w:p>
+      <w:pPr>
+        <w:pStyle w:val="BlockText"/>
+      </w:pPr>
+      <w:r>
+        <w:rPr>
+          <w:b/>
+          <w:bCs/>
+        </w:rPr>
+        <w:t xml:space="preserve">출처(등급 A)</w:t>
+      </w:r>
+      <w:r>
+        <w:t xml:space="preserve">: 산티아고 대성당 순례자 사무소 공식 규정.</w:t>
+      </w:r>
+    </w:p>
+    <w:bookmarkEnd w:id="31"/>
+    <w:bookmarkStart w:id="32" w:name="콤포스텔라-compostela-완주-증서"/>
     <w:p>
       <w:pPr>
         <w:pStyle w:val="Heading4"/>
@@ -3293,8 +4171,23 @@
         <w:t xml:space="preserve">- 국외에서 시작했으면 스페인 내 최소 70km</w:t>
       </w:r>
     </w:p>
-    <w:bookmarkEnd w:id="23"/>
-    <w:bookmarkStart w:id="24" w:name="노란-화살표-flecha-amarilla-길-안내"/>
+    <w:p>
+      <w:pPr>
+        <w:pStyle w:val="BlockText"/>
+      </w:pPr>
+      <w:r>
+        <w:rPr>
+          <w:b/>
+          <w:bCs/>
+        </w:rPr>
+        <w:t xml:space="preserve">출처(등급 A)</w:t>
+      </w:r>
+      <w:r>
+        <w:t xml:space="preserve">: 산티아고 대성당 순례자 사무소(Oficina del Peregrino) 공식 요건, 2025년 개정판 기준.</w:t>
+      </w:r>
+    </w:p>
+    <w:bookmarkEnd w:id="32"/>
+    <w:bookmarkStart w:id="33" w:name="노란-화살표-flecha-amarilla-길-안내"/>
     <w:p>
       <w:pPr>
         <w:pStyle w:val="Heading4"/>
@@ -3336,8 +4229,8 @@
         <w:t xml:space="preserve">(Concha)도 같은 역할을 한다. 조가비는 순례자의 상징이라 배낭에도 달고 다닌다.</w:t>
       </w:r>
     </w:p>
-    <w:bookmarkEnd w:id="24"/>
-    <w:bookmarkStart w:id="25" w:name="에타파-etapa-하루치-구간"/>
+    <w:bookmarkEnd w:id="33"/>
+    <w:bookmarkStart w:id="34" w:name="에타파-etapa-하루치-구간"/>
     <w:p>
       <w:pPr>
         <w:pStyle w:val="Heading4"/>
@@ -3410,8 +4303,8 @@
         <w:t xml:space="preserve">우리 제품이 하는 일이 바로 이 조정이다.</w:t>
       </w:r>
     </w:p>
-    <w:bookmarkEnd w:id="25"/>
-    <w:bookmarkStart w:id="26" w:name="부엔-카미노-buen-camino-인사말"/>
+    <w:bookmarkEnd w:id="34"/>
+    <w:bookmarkStart w:id="35" w:name="부엔-카미노-buen-camino-인사말"/>
     <w:p>
       <w:pPr>
         <w:pStyle w:val="Heading4"/>
@@ -3445,9 +4338,9 @@
         </w:pict>
       </w:r>
     </w:p>
-    <w:bookmarkEnd w:id="26"/>
-    <w:bookmarkEnd w:id="27"/>
-    <w:bookmarkStart w:id="28" w:name="사리아가-왜-중요한가"/>
+    <w:bookmarkEnd w:id="35"/>
+    <w:bookmarkEnd w:id="36"/>
+    <w:bookmarkStart w:id="37" w:name="사리아가-왜-중요한가"/>
     <w:p>
       <w:pPr>
         <w:pStyle w:val="Heading2"/>
@@ -3708,14 +4601,46 @@
       </w:r>
     </w:p>
     <w:p>
+      <w:pPr>
+        <w:pStyle w:val="BlockText"/>
+      </w:pPr>
+      <w:r>
+        <w:rPr>
+          <w:b/>
+          <w:bCs/>
+        </w:rPr>
+        <w:t xml:space="preserve">출처(등급 A)</w:t>
+      </w:r>
+      <w:r>
+        <w:t xml:space="preserve">: Oficina del Peregrino 공식 통계,</w:t>
+      </w:r>
+      <w:r>
+        <w:t xml:space="preserve"> </w:t>
+      </w:r>
+      <w:hyperlink r:id="rId10">
+        <w:r>
+          <w:rPr>
+            <w:rStyle w:val="Hyperlink"/>
+          </w:rPr>
+          <w:t xml:space="preserve">caminoways.com</w:t>
+        </w:r>
+      </w:hyperlink>
+      <w:r>
+        <w:t xml:space="preserve"> </w:t>
+      </w:r>
+      <w:r>
+        <w:t xml:space="preserve">(2026-07 확인).</w:t>
+      </w:r>
+    </w:p>
+    <w:p>
       <w:r>
         <w:pict>
           <v:rect style="width:0;height:1.5pt" o:hralign="center" o:hrstd="t" o:hr="t"/>
         </w:pict>
       </w:r>
     </w:p>
-    <w:bookmarkEnd w:id="28"/>
-    <w:bookmarkStart w:id="29" w:name="언제-가나"/>
+    <w:bookmarkEnd w:id="37"/>
+    <w:bookmarkStart w:id="38" w:name="언제-가나"/>
     <w:p>
       <w:pPr>
         <w:pStyle w:val="Heading2"/>
@@ -3927,14 +4852,46 @@
       </w:tr>
     </w:tbl>
     <w:p>
+      <w:pPr>
+        <w:pStyle w:val="BlockText"/>
+      </w:pPr>
+      <w:r>
+        <w:rPr>
+          <w:b/>
+          <w:bCs/>
+        </w:rPr>
+        <w:t xml:space="preserve">출처(등급 A)</w:t>
+      </w:r>
+      <w:r>
+        <w:t xml:space="preserve">: Oficina del Peregrino 공식 월별 통계 — 9월 15%+(76,987명), 11~3월 합산 약 7%.</w:t>
+      </w:r>
+      <w:r>
+        <w:t xml:space="preserve"> </w:t>
+      </w:r>
+      <w:hyperlink r:id="rId10">
+        <w:r>
+          <w:rPr>
+            <w:rStyle w:val="Hyperlink"/>
+          </w:rPr>
+          <w:t xml:space="preserve">caminoways.com</w:t>
+        </w:r>
+      </w:hyperlink>
+      <w:r>
+        <w:t xml:space="preserve"> </w:t>
+      </w:r>
+      <w:r>
+        <w:t xml:space="preserve">(2026-07 확인). 나폴레옹 루트 겨울 폐쇄는 순례자 사무소·현지 안내 공통 사항(등급 A).</w:t>
+      </w:r>
+    </w:p>
+    <w:p>
       <w:r>
         <w:pict>
           <v:rect style="width:0;height:1.5pt" o:hralign="center" o:hrstd="t" o:hr="t"/>
         </w:pict>
       </w:r>
     </w:p>
-    <w:bookmarkEnd w:id="29"/>
-    <w:bookmarkStart w:id="30" w:name="어떻게-걷나-도보만이-아니다"/>
+    <w:bookmarkEnd w:id="38"/>
+    <w:bookmarkStart w:id="39" w:name="어떻게-걷나-도보만이-아니다"/>
     <w:p>
       <w:pPr>
         <w:pStyle w:val="Heading2"/>
@@ -4183,14 +5140,46 @@
       </w:r>
     </w:p>
     <w:p>
+      <w:pPr>
+        <w:pStyle w:val="BlockText"/>
+      </w:pPr>
+      <w:r>
+        <w:rPr>
+          <w:b/>
+          <w:bCs/>
+        </w:rPr>
+        <w:t xml:space="preserve">출처(등급 A)</w:t>
+      </w:r>
+      <w:r>
+        <w:t xml:space="preserve">: Oficina del Peregrino 공식 통계 (도보·자전거 비중).</w:t>
+      </w:r>
+      <w:r>
+        <w:t xml:space="preserve"> </w:t>
+      </w:r>
+      <w:hyperlink r:id="rId10">
+        <w:r>
+          <w:rPr>
+            <w:rStyle w:val="Hyperlink"/>
+          </w:rPr>
+          <w:t xml:space="preserve">caminoways.com</w:t>
+        </w:r>
+      </w:hyperlink>
+      <w:r>
+        <w:t xml:space="preserve"> </w:t>
+      </w:r>
+      <w:r>
+        <w:t xml:space="preserve">(2026-07 확인). 메세타 버스 건너뛰기는 커뮤니티·포럼에서 반복 관찰되는 현상(등급 C, 01 문서 참고)이며 공식 통계는 없다.</w:t>
+      </w:r>
+    </w:p>
+    <w:p>
       <w:r>
         <w:pict>
           <v:rect style="width:0;height:1.5pt" o:hralign="center" o:hrstd="t" o:hr="t"/>
         </w:pict>
       </w:r>
     </w:p>
-    <w:bookmarkEnd w:id="30"/>
-    <w:bookmarkStart w:id="31" w:name="돈은-얼마나-드나"/>
+    <w:bookmarkEnd w:id="39"/>
+    <w:bookmarkStart w:id="40" w:name="돈은-얼마나-드나"/>
     <w:p>
       <w:pPr>
         <w:pStyle w:val="Heading2"/>
@@ -4430,14 +5419,42 @@
       </w:r>
     </w:p>
     <w:p>
+      <w:pPr>
+        <w:pStyle w:val="BlockText"/>
+      </w:pPr>
+      <w:r>
+        <w:rPr>
+          <w:b/>
+          <w:bCs/>
+        </w:rPr>
+        <w:t xml:space="preserve">⚠️ 출처(등급 D — 우리 추정)</w:t>
+      </w:r>
+      <w:r>
+        <w:t xml:space="preserve">: 이 표는 공식 통계가 아니라</w:t>
+      </w:r>
+      <w:r>
+        <w:t xml:space="preserve"> </w:t>
+      </w:r>
+      <w:r>
+        <w:rPr>
+          <w:b/>
+          <w:bCs/>
+        </w:rPr>
+        <w:t xml:space="preserve">평균 물가·여행사 상품가를 참고해 우리가 계산한 추정치</w:t>
+      </w:r>
+      <w:r>
+        <w:t xml:space="preserve">다 (02·04 문서 재무 추정과 동일 계열). 실제 지출은 계절·환율·개인 소비 성향에 따라 크게 달라진다.</w:t>
+      </w:r>
+    </w:p>
+    <w:p>
       <w:r>
         <w:pict>
           <v:rect style="width:0;height:1.5pt" o:hralign="center" o:hrstd="t" o:hr="t"/>
         </w:pict>
       </w:r>
     </w:p>
-    <w:bookmarkEnd w:id="31"/>
-    <w:bookmarkStart w:id="32" w:name="한국인에게는-어떤-길인가"/>
+    <w:bookmarkEnd w:id="40"/>
+    <w:bookmarkStart w:id="41" w:name="한국인에게는-어떤-길인가"/>
     <w:p>
       <w:pPr>
         <w:pStyle w:val="Heading2"/>
@@ -4657,14 +5674,63 @@
       </w:r>
     </w:p>
     <w:p>
+      <w:pPr>
+        <w:pStyle w:val="BlockText"/>
+      </w:pPr>
+      <w:r>
+        <w:rPr>
+          <w:b/>
+          <w:bCs/>
+        </w:rPr>
+        <w:t xml:space="preserve">출처</w:t>
+      </w:r>
+      <w:r>
+        <w:t xml:space="preserve">: 연도별 한국인 수(등급 A)는 Oficina del Peregrino 공식 통계 — 2025년 unanchoredpassenger.com, 2019년 Google Arts &amp; Culture, 2016년 elcaminoconcorreos.com, 2004년 Google Arts &amp; Culture (01 문서 2부 2.1절).</w:t>
+      </w:r>
+      <w:r>
+        <w:t xml:space="preserve"> </w:t>
+      </w:r>
+      <w:r>
+        <w:rPr>
+          <w:b/>
+          <w:bCs/>
+        </w:rPr>
+        <w:t xml:space="preserve">“김남희 작가·「스페인 하숙」이 계기”</w:t>
+      </w:r>
+      <w:r>
+        <w:rPr>
+          <w:b/>
+          <w:bCs/>
+        </w:rPr>
+        <w:t xml:space="preserve">는 커뮤니티에서 널리 언급되는 설명이나 인과관계를 증명하는 공식 자료는 아니다(등급 C).</w:t>
+      </w:r>
+      <w:r>
+        <w:t xml:space="preserve"> </w:t>
+      </w:r>
+      <w:r>
+        <w:rPr>
+          <w:b/>
+          <w:bCs/>
+        </w:rPr>
+        <w:t xml:space="preserve">“연 1만~1만 2천 명”</w:t>
+      </w:r>
+      <w:r>
+        <w:rPr>
+          <w:b/>
+          <w:bCs/>
+        </w:rPr>
+        <w:t xml:space="preserve">은 콤포스텔라 미신청자를 포함한 우리 추정치다(등급 D) — 공식 집계가 아니다.</w:t>
+      </w:r>
+    </w:p>
+    <w:p>
       <w:r>
         <w:pict>
           <v:rect style="width:0;height:1.5pt" o:hralign="center" o:hrstd="t" o:hr="t"/>
         </w:pict>
       </w:r>
     </w:p>
-    <w:bookmarkEnd w:id="32"/>
-    <w:bookmarkStart w:id="33" w:name="년이-왜-중요한가-성년año-santo"/>
+    <w:bookmarkEnd w:id="41"/>
+    <w:bookmarkStart w:id="42" w:name="년이-왜-중요한가-성년año-santo"/>
     <w:p>
       <w:pPr>
         <w:pStyle w:val="Heading2"/>
@@ -4978,14 +6044,52 @@
       </w:r>
     </w:p>
     <w:p>
+      <w:pPr>
+        <w:pStyle w:val="BlockText"/>
+      </w:pPr>
+      <w:r>
+        <w:rPr>
+          <w:b/>
+          <w:bCs/>
+        </w:rPr>
+        <w:t xml:space="preserve">출처</w:t>
+      </w:r>
+      <w:r>
+        <w:t xml:space="preserve">: 2009·2010년 수치(등급 A)는 Oficina del Peregrino 공식 통계.</w:t>
+      </w:r>
+      <w:r>
+        <w:t xml:space="preserve"> </w:t>
+      </w:r>
+      <w:r>
+        <w:rPr>
+          <w:b/>
+          <w:bCs/>
+        </w:rPr>
+        <w:t xml:space="preserve">“2027년 70만 명 돌파 가능성”</w:t>
+      </w:r>
+      <w:r>
+        <w:rPr>
+          <w:b/>
+          <w:bCs/>
+        </w:rPr>
+        <w:t xml:space="preserve">은 2010년 성년의 +85% 증가율을 2025년 값에 단순 적용한 우리 추정이다(등급 D)</w:t>
+      </w:r>
+      <w:r>
+        <w:t xml:space="preserve"> </w:t>
+      </w:r>
+      <w:r>
+        <w:t xml:space="preserve">— 실제 증가율을 보장하지 않는다.</w:t>
+      </w:r>
+    </w:p>
+    <w:p>
       <w:r>
         <w:pict>
           <v:rect style="width:0;height:1.5pt" o:hralign="center" o:hrstd="t" o:hr="t"/>
         </w:pict>
       </w:r>
     </w:p>
-    <w:bookmarkEnd w:id="33"/>
-    <w:bookmarkStart w:id="34" w:name="한-장으로-정리"/>
+    <w:bookmarkEnd w:id="42"/>
+    <w:bookmarkStart w:id="43" w:name="한-장으로-정리"/>
     <w:p>
       <w:pPr>
         <w:pStyle w:val="Heading2"/>
@@ -5210,8 +6314,8 @@
         </w:pict>
       </w:r>
     </w:p>
-    <w:bookmarkEnd w:id="34"/>
-    <w:bookmarkEnd w:id="35"/>
+    <w:bookmarkEnd w:id="43"/>
+    <w:bookmarkEnd w:id="44"/>
     <w:sectPr>
       <w:footnotePr>
         <w:numRestart w:val="eachSect"/>
@@ -5322,6 +6426,109 @@
       </w:pPr>
     </w:lvl>
   </w:abstractNum>
+  <w:abstractNum w:abstractNumId="991">
+    <w:nsid w:val="0000A991"/>
+    <w:multiLevelType w:val="multilevel"/>
+    <w:lvl w:ilvl="0">
+      <w:numFmt w:val="bullet"/>
+      <w:lvlText w:val=""/>
+      <w:lvlJc w:val="left"/>
+      <w:pPr>
+        <w:ind w:left="720" w:hanging="360"/>
+      </w:pPr>
+      <w:rPr>
+        <w:rFonts w:ascii="Symbol" w:hAnsi="Symbol" w:cs="Symbol" w:hint="default"/>
+      </w:rPr>
+    </w:lvl>
+    <w:lvl w:ilvl="1">
+      <w:numFmt w:val="bullet"/>
+      <w:lvlText w:val="o"/>
+      <w:lvlJc w:val="left"/>
+      <w:pPr>
+        <w:ind w:left="1440" w:hanging="360"/>
+      </w:pPr>
+      <w:rPr>
+        <w:rFonts w:ascii="Courier New" w:hAnsi="Courier New" w:cs="Courier New" w:hint="default"/>
+      </w:rPr>
+    </w:lvl>
+    <w:lvl w:ilvl="2">
+      <w:numFmt w:val="bullet"/>
+      <w:lvlText w:val=""/>
+      <w:lvlJc w:val="left"/>
+      <w:pPr>
+        <w:ind w:left="2160" w:hanging="360"/>
+      </w:pPr>
+      <w:rPr>
+        <w:rFonts w:ascii="Wingdings" w:hAnsi="Wingdings" w:cs="Wingdings" w:hint="default"/>
+      </w:rPr>
+    </w:lvl>
+    <w:lvl w:ilvl="3">
+      <w:numFmt w:val="bullet"/>
+      <w:lvlText w:val=""/>
+      <w:lvlJc w:val="left"/>
+      <w:pPr>
+        <w:ind w:left="2880" w:hanging="360"/>
+      </w:pPr>
+      <w:rPr>
+        <w:rFonts w:ascii="Symbol" w:hAnsi="Symbol" w:cs="Symbol" w:hint="default"/>
+      </w:rPr>
+    </w:lvl>
+    <w:lvl w:ilvl="4">
+      <w:numFmt w:val="bullet"/>
+      <w:lvlText w:val="o"/>
+      <w:lvlJc w:val="left"/>
+      <w:pPr>
+        <w:ind w:left="3600" w:hanging="360"/>
+      </w:pPr>
+      <w:rPr>
+        <w:rFonts w:ascii="Courier New" w:hAnsi="Courier New" w:cs="Courier New" w:hint="default"/>
+      </w:rPr>
+    </w:lvl>
+    <w:lvl w:ilvl="5">
+      <w:numFmt w:val="bullet"/>
+      <w:lvlText w:val=""/>
+      <w:lvlJc w:val="left"/>
+      <w:pPr>
+        <w:ind w:left="4320" w:hanging="360"/>
+      </w:pPr>
+      <w:rPr>
+        <w:rFonts w:ascii="Wingdings" w:hAnsi="Wingdings" w:cs="Wingdings" w:hint="default"/>
+      </w:rPr>
+    </w:lvl>
+    <w:lvl w:ilvl="6">
+      <w:numFmt w:val="bullet"/>
+      <w:lvlText w:val=""/>
+      <w:lvlJc w:val="left"/>
+      <w:pPr>
+        <w:ind w:left="5040" w:hanging="360"/>
+      </w:pPr>
+      <w:rPr>
+        <w:rFonts w:ascii="Symbol" w:hAnsi="Symbol" w:cs="Symbol" w:hint="default"/>
+      </w:rPr>
+    </w:lvl>
+    <w:lvl w:ilvl="7">
+      <w:numFmt w:val="bullet"/>
+      <w:lvlText w:val="o"/>
+      <w:lvlJc w:val="left"/>
+      <w:pPr>
+        <w:ind w:left="5760" w:hanging="360"/>
+      </w:pPr>
+      <w:rPr>
+        <w:rFonts w:ascii="Courier New" w:hAnsi="Courier New" w:cs="Courier New" w:hint="default"/>
+      </w:rPr>
+    </w:lvl>
+    <w:lvl w:ilvl="8">
+      <w:numFmt w:val="bullet"/>
+      <w:lvlText w:val=""/>
+      <w:lvlJc w:val="left"/>
+      <w:pPr>
+        <w:ind w:left="6480" w:hanging="360"/>
+      </w:pPr>
+      <w:rPr>
+        <w:rFonts w:ascii="Wingdings" w:hAnsi="Wingdings" w:cs="Wingdings" w:hint="default"/>
+      </w:rPr>
+    </w:lvl>
+  </w:abstractNum>
   <w:abstractNum w:abstractNumId="99411">
     <w:nsid w:val="00A99411"/>
     <w:multiLevelType w:val="multilevel"/>
@@ -5411,6 +6618,9 @@
     <w:abstractNumId w:val="990"/>
   </w:num>
   <w:num w:numId="1001">
+    <w:abstractNumId w:val="991"/>
+  </w:num>
+  <w:num w:numId="1002">
     <w:abstractNumId w:val="99411"/>
     <w:lvlOverride w:ilvl="0">
       <w:startOverride w:val="1"/>
